--- a/docs/abnt-docx/requisitos-abnt.docx
+++ b/docs/abnt-docx/requisitos-abnt.docx
@@ -229,7 +229,7 @@
           <w:rFonts w:ascii="Times New Roman" w:hAnsi="Times New Roman"/>
           <w:sz w:val="20"/>
         </w:rPr>
-        <w:t>Professor: Bruno Baruffi.</w:t>
+        <w:t>Professor: Bruno Baruffi Esteves.</w:t>
       </w:r>
     </w:p>
     <w:p/>

--- a/docs/abnt-docx/requisitos-abnt.docx
+++ b/docs/abnt-docx/requisitos-abnt.docx
@@ -213,6 +213,7 @@
       <w:r>
         <w:rPr>
           <w:rFonts w:ascii="Times New Roman" w:hAnsi="Times New Roman"/>
+          <w:b w:val="0"/>
           <w:sz w:val="20"/>
         </w:rPr>
         <w:t>Trabalho acadêmico apresentado à disciplina Trabalho de Graduação 1 do curso de Análise e Desenvolvimento de Sistemas da FATEC PG, como parte das atividades de desenvolvimento e documentação do projeto MedAgenda.</w:t>
@@ -227,6 +228,7 @@
       <w:r>
         <w:rPr>
           <w:rFonts w:ascii="Times New Roman" w:hAnsi="Times New Roman"/>
+          <w:b w:val="0"/>
           <w:sz w:val="20"/>
         </w:rPr>
         <w:t>Professor: Bruno Baruffi Esteves.</w:t>
@@ -274,6 +276,107 @@
     </w:p>
     <w:p>
       <w:pPr>
+        <w:spacing w:line="360" w:lineRule="auto" w:after="0"/>
+        <w:jc w:val="center"/>
+      </w:pPr>
+      <w:r>
+        <w:rPr>
+          <w:rFonts w:ascii="Times New Roman" w:hAnsi="Times New Roman"/>
+          <w:b/>
+          <w:sz w:val="24"/>
+        </w:rPr>
+        <w:t>RESUMO</w:t>
+      </w:r>
+    </w:p>
+    <w:p/>
+    <w:p>
+      <w:pPr>
+        <w:spacing w:line="360" w:lineRule="auto" w:after="0"/>
+        <w:ind w:firstLine="709"/>
+        <w:jc w:val="both"/>
+      </w:pPr>
+      <w:r>
+        <w:rPr>
+          <w:rFonts w:ascii="Times New Roman" w:hAnsi="Times New Roman"/>
+          <w:b w:val="0"/>
+          <w:sz w:val="24"/>
+        </w:rPr>
+        <w:t>Este documento especifica os requisitos funcionais, não funcionais e regras de negócio do MedAgenda, servindo como base para orientar o desenvolvimento e a avaliação acadêmica do sistema.</w:t>
+      </w:r>
+    </w:p>
+    <w:p/>
+    <w:p>
+      <w:pPr>
+        <w:spacing w:line="360" w:lineRule="auto"/>
+        <w:jc w:val="both"/>
+      </w:pPr>
+      <w:r>
+        <w:rPr>
+          <w:rFonts w:ascii="Times New Roman" w:hAnsi="Times New Roman"/>
+          <w:b w:val="0"/>
+          <w:sz w:val="24"/>
+        </w:rPr>
+        <w:t>Palavras-chave: MedAgenda. Agenda médica. Pacientes. Sistema web. Requisitos.</w:t>
+      </w:r>
+    </w:p>
+    <w:p>
+      <w:r>
+        <w:br w:type="page"/>
+      </w:r>
+    </w:p>
+    <w:p>
+      <w:pPr>
+        <w:spacing w:line="360" w:lineRule="auto" w:after="0"/>
+        <w:jc w:val="center"/>
+      </w:pPr>
+      <w:r>
+        <w:rPr>
+          <w:rFonts w:ascii="Times New Roman" w:hAnsi="Times New Roman"/>
+          <w:b/>
+          <w:sz w:val="24"/>
+        </w:rPr>
+        <w:t>ABSTRACT</w:t>
+      </w:r>
+    </w:p>
+    <w:p/>
+    <w:p>
+      <w:pPr>
+        <w:spacing w:line="360" w:lineRule="auto" w:after="0"/>
+        <w:ind w:firstLine="709"/>
+        <w:jc w:val="both"/>
+      </w:pPr>
+      <w:r>
+        <w:rPr>
+          <w:rFonts w:ascii="Times New Roman" w:hAnsi="Times New Roman"/>
+          <w:b w:val="0"/>
+          <w:sz w:val="24"/>
+        </w:rPr>
+        <w:t>This document especifica os requisitos funcionais, não funcionais e regras de negócio do MedAgenda, servindo como base para orientar o desenvolvimento e a avaliação acadêmica do sistema.</w:t>
+      </w:r>
+    </w:p>
+    <w:p/>
+    <w:p>
+      <w:pPr>
+        <w:spacing w:line="360" w:lineRule="auto"/>
+        <w:jc w:val="both"/>
+      </w:pPr>
+      <w:r>
+        <w:rPr>
+          <w:rFonts w:ascii="Times New Roman" w:hAnsi="Times New Roman"/>
+          <w:b w:val="0"/>
+          <w:sz w:val="24"/>
+        </w:rPr>
+        <w:t>Keywords: MedAgenda. Medical schedule. Patients. Web system. Requirements.</w:t>
+      </w:r>
+    </w:p>
+    <w:p>
+      <w:r>
+        <w:br w:type="page"/>
+      </w:r>
+    </w:p>
+    <w:p>
+      <w:pPr>
+        <w:spacing w:line="360" w:lineRule="auto" w:after="0"/>
         <w:jc w:val="center"/>
       </w:pPr>
       <w:r>
@@ -287,94 +390,12 @@
     </w:p>
     <w:p/>
     <w:p>
-      <w:pPr>
-        <w:spacing w:line="360" w:lineRule="auto"/>
-        <w:ind w:left="425"/>
-      </w:pPr>
       <w:r>
-        <w:rPr>
-          <w:rFonts w:ascii="Times New Roman" w:hAnsi="Times New Roman"/>
-          <w:sz w:val="24"/>
-        </w:rPr>
-        <w:t>1. Objetivo do documento</w:t>
-      </w:r>
-    </w:p>
-    <w:p>
-      <w:pPr>
-        <w:spacing w:line="360" w:lineRule="auto"/>
-        <w:ind w:left="425"/>
-      </w:pPr>
-      <w:r>
-        <w:rPr>
-          <w:rFonts w:ascii="Times New Roman" w:hAnsi="Times New Roman"/>
-          <w:sz w:val="24"/>
-        </w:rPr>
-        <w:t>2. Atores do sistema</w:t>
-      </w:r>
-    </w:p>
-    <w:p>
-      <w:pPr>
-        <w:spacing w:line="360" w:lineRule="auto"/>
-        <w:ind w:left="425"/>
-      </w:pPr>
-      <w:r>
-        <w:rPr>
-          <w:rFonts w:ascii="Times New Roman" w:hAnsi="Times New Roman"/>
-          <w:sz w:val="24"/>
-        </w:rPr>
-        <w:t>3. Requisitos funcionais</w:t>
-      </w:r>
-    </w:p>
-    <w:p>
-      <w:pPr>
-        <w:spacing w:line="360" w:lineRule="auto"/>
-        <w:ind w:left="425"/>
-      </w:pPr>
-      <w:r>
-        <w:rPr>
-          <w:rFonts w:ascii="Times New Roman" w:hAnsi="Times New Roman"/>
-          <w:sz w:val="24"/>
-        </w:rPr>
-        <w:t>4. Requisitos não funcionais</w:t>
-      </w:r>
-    </w:p>
-    <w:p>
-      <w:pPr>
-        <w:spacing w:line="360" w:lineRule="auto"/>
-        <w:ind w:left="425"/>
-      </w:pPr>
-      <w:r>
-        <w:rPr>
-          <w:rFonts w:ascii="Times New Roman" w:hAnsi="Times New Roman"/>
-          <w:sz w:val="24"/>
-        </w:rPr>
-        <w:t>5. Regras de negócio iniciais</w:t>
-      </w:r>
-    </w:p>
-    <w:p>
-      <w:pPr>
-        <w:spacing w:line="360" w:lineRule="auto"/>
-        <w:ind w:left="425"/>
-      </w:pPr>
-      <w:r>
-        <w:rPr>
-          <w:rFonts w:ascii="Times New Roman" w:hAnsi="Times New Roman"/>
-          <w:sz w:val="24"/>
-        </w:rPr>
-        <w:t>6. Prioridade de requisitos</w:t>
-      </w:r>
-    </w:p>
-    <w:p>
-      <w:pPr>
-        <w:spacing w:line="360" w:lineRule="auto"/>
-        <w:ind w:left="425"/>
-      </w:pPr>
-      <w:r>
-        <w:rPr>
-          <w:rFonts w:ascii="Times New Roman" w:hAnsi="Times New Roman"/>
-          <w:sz w:val="24"/>
-        </w:rPr>
-        <w:t>7. Observações</w:t>
+        <w:fldChar w:fldCharType="begin"/>
+        <w:instrText xml:space="preserve">TOC \o "1-3" \h \z \u</w:instrText>
+        <w:fldChar w:fldCharType="separate"/>
+        <w:t>Clique com o botão direito e selecione "Atualizar campo" para gerar o sumário.</w:t>
+        <w:fldChar w:fldCharType="end"/>
       </w:r>
     </w:p>
     <w:p>
@@ -384,7 +405,18 @@
     </w:p>
     <w:p>
       <w:pPr>
-        <w:spacing w:before="240" w:after="120" w:line="360" w:lineRule="auto"/>
+        <w:sectPr>
+          <w:headerReference w:type="default" r:id="rId9"/>
+          <w:pgSz w:w="12240" w:h="15840"/>
+          <w:pgMar w:top="1701" w:right="1134" w:bottom="1134" w:left="1701" w:header="720" w:footer="720" w:gutter="0"/>
+          <w:cols w:space="720"/>
+          <w:docGrid w:linePitch="360"/>
+        </w:sectPr>
+      </w:pPr>
+    </w:p>
+    <w:p>
+      <w:pPr>
+        <w:pStyle w:val="Heading1"/>
         <w:jc w:val="left"/>
       </w:pPr>
       <w:r>
@@ -393,21 +425,7 @@
           <w:b/>
           <w:sz w:val="24"/>
         </w:rPr>
-        <w:t>REQUISITOS DO SISTEMA - MEDAGENDA</w:t>
-      </w:r>
-    </w:p>
-    <w:p>
-      <w:pPr>
-        <w:spacing w:before="240" w:after="120" w:line="360" w:lineRule="auto"/>
-        <w:jc w:val="left"/>
-      </w:pPr>
-      <w:r>
-        <w:rPr>
-          <w:rFonts w:ascii="Times New Roman" w:hAnsi="Times New Roman"/>
-          <w:b/>
-          <w:sz w:val="24"/>
-        </w:rPr>
-        <w:t>1. OBJETIVO DO DOCUMENTO</w:t>
+        <w:t>1 OBJETIVO DO DOCUMENTO</w:t>
       </w:r>
     </w:p>
     <w:p>
@@ -419,6 +437,7 @@
       <w:r>
         <w:rPr>
           <w:rFonts w:ascii="Times New Roman" w:hAnsi="Times New Roman"/>
+          <w:b w:val="0"/>
           <w:sz w:val="24"/>
         </w:rPr>
         <w:t>Este documento descreve os requisitos funcionais e não funcionais do MedAgenda.</w:t>
@@ -433,6 +452,7 @@
       <w:r>
         <w:rPr>
           <w:rFonts w:ascii="Times New Roman" w:hAnsi="Times New Roman"/>
+          <w:b w:val="0"/>
           <w:sz w:val="24"/>
         </w:rPr>
         <w:t>Ele serve como base para justificar o desenvolvimento, orientar a implementação e</w:t>
@@ -447,6 +467,7 @@
       <w:r>
         <w:rPr>
           <w:rFonts w:ascii="Times New Roman" w:hAnsi="Times New Roman"/>
+          <w:b w:val="0"/>
           <w:sz w:val="24"/>
         </w:rPr>
         <w:t>facilitar a avaliação acadêmica do projeto.</w:t>
@@ -454,7 +475,7 @@
     </w:p>
     <w:p>
       <w:pPr>
-        <w:spacing w:before="240" w:after="120" w:line="360" w:lineRule="auto"/>
+        <w:pStyle w:val="Heading1"/>
         <w:jc w:val="left"/>
       </w:pPr>
       <w:r>
@@ -463,7 +484,7 @@
           <w:b/>
           <w:sz w:val="24"/>
         </w:rPr>
-        <w:t>2. ATORES DO SISTEMA</w:t>
+        <w:t>2 ATORES DO SISTEMA</w:t>
       </w:r>
     </w:p>
     <w:tbl>
@@ -703,7 +724,7 @@
     <w:p/>
     <w:p>
       <w:pPr>
-        <w:spacing w:before="240" w:after="120" w:line="360" w:lineRule="auto"/>
+        <w:pStyle w:val="Heading1"/>
         <w:jc w:val="left"/>
       </w:pPr>
       <w:r>
@@ -712,7 +733,7 @@
           <w:b/>
           <w:sz w:val="24"/>
         </w:rPr>
-        <w:t>3. REQUISITOS FUNCIONAIS</w:t>
+        <w:t>3 REQUISITOS FUNCIONAIS</w:t>
       </w:r>
     </w:p>
     <w:tbl>
@@ -2099,7 +2120,7 @@
     <w:p/>
     <w:p>
       <w:pPr>
-        <w:spacing w:before="240" w:after="120" w:line="360" w:lineRule="auto"/>
+        <w:pStyle w:val="Heading1"/>
         <w:jc w:val="left"/>
       </w:pPr>
       <w:r>
@@ -2108,7 +2129,7 @@
           <w:b/>
           <w:sz w:val="24"/>
         </w:rPr>
-        <w:t>4. REQUISITOS NÃO FUNCIONAIS</w:t>
+        <w:t>4 REQUISITOS NÃO FUNCIONAIS</w:t>
       </w:r>
     </w:p>
     <w:tbl>
@@ -3250,7 +3271,7 @@
     <w:p/>
     <w:p>
       <w:pPr>
-        <w:spacing w:before="240" w:after="120" w:line="360" w:lineRule="auto"/>
+        <w:pStyle w:val="Heading1"/>
         <w:jc w:val="left"/>
       </w:pPr>
       <w:r>
@@ -3259,7 +3280,7 @@
           <w:b/>
           <w:sz w:val="24"/>
         </w:rPr>
-        <w:t>5. REGRAS DE NEGÓCIO INICIAIS</w:t>
+        <w:t>5 REGRAS DE NEGÓCIO INICIAIS</w:t>
       </w:r>
     </w:p>
     <w:tbl>
@@ -3631,7 +3652,7 @@
     <w:p/>
     <w:p>
       <w:pPr>
-        <w:spacing w:before="240" w:after="120" w:line="360" w:lineRule="auto"/>
+        <w:pStyle w:val="Heading1"/>
         <w:jc w:val="left"/>
       </w:pPr>
       <w:r>
@@ -3640,7 +3661,7 @@
           <w:b/>
           <w:sz w:val="24"/>
         </w:rPr>
-        <w:t>6. PRIORIDADE DE REQUISITOS</w:t>
+        <w:t>6 PRIORIDADE DE REQUISITOS</w:t>
       </w:r>
     </w:p>
     <w:tbl>
@@ -3836,7 +3857,7 @@
     <w:p/>
     <w:p>
       <w:pPr>
-        <w:spacing w:before="240" w:after="120" w:line="360" w:lineRule="auto"/>
+        <w:pStyle w:val="Heading1"/>
         <w:jc w:val="left"/>
       </w:pPr>
       <w:r>
@@ -3845,7 +3866,7 @@
           <w:b/>
           <w:sz w:val="24"/>
         </w:rPr>
-        <w:t>7. OBSERVAÇÕES</w:t>
+        <w:t>7 OBSERVAÇÕES</w:t>
       </w:r>
     </w:p>
     <w:p>
@@ -3857,6 +3878,7 @@
       <w:r>
         <w:rPr>
           <w:rFonts w:ascii="Times New Roman" w:hAnsi="Times New Roman"/>
+          <w:b w:val="0"/>
           <w:sz w:val="24"/>
         </w:rPr>
         <w:t>O projeto foi planejado para evoluir de forma incremental. Por isso, algumas</w:t>
@@ -3871,6 +3893,7 @@
       <w:r>
         <w:rPr>
           <w:rFonts w:ascii="Times New Roman" w:hAnsi="Times New Roman"/>
+          <w:b w:val="0"/>
           <w:sz w:val="24"/>
         </w:rPr>
         <w:t>telas existem como protótipo visual enquanto os fluxos mais importantes são</w:t>
@@ -3885,9 +3908,113 @@
       <w:r>
         <w:rPr>
           <w:rFonts w:ascii="Times New Roman" w:hAnsi="Times New Roman"/>
+          <w:b w:val="0"/>
           <w:sz w:val="24"/>
         </w:rPr>
         <w:t>integrados gradualmente ao backend.</w:t>
+      </w:r>
+    </w:p>
+    <w:p>
+      <w:r>
+        <w:br w:type="page"/>
+      </w:r>
+    </w:p>
+    <w:p>
+      <w:pPr>
+        <w:jc w:val="left"/>
+      </w:pPr>
+      <w:r>
+        <w:rPr>
+          <w:rFonts w:ascii="Times New Roman" w:hAnsi="Times New Roman"/>
+          <w:b/>
+          <w:sz w:val="24"/>
+        </w:rPr>
+        <w:t>REFERÊNCIAS</w:t>
+      </w:r>
+    </w:p>
+    <w:p/>
+    <w:p>
+      <w:pPr>
+        <w:spacing w:line="240" w:lineRule="auto" w:after="240"/>
+        <w:jc w:val="left"/>
+      </w:pPr>
+      <w:r>
+        <w:rPr>
+          <w:rFonts w:ascii="Times New Roman" w:hAnsi="Times New Roman"/>
+          <w:b w:val="0"/>
+          <w:sz w:val="24"/>
+        </w:rPr>
+        <w:t>ASSOCIAÇÃO BRASILEIRA DE NORMAS TÉCNICAS. NBR 14724: informação e documentação: trabalhos acadêmicos: apresentação. Rio de Janeiro: ABNT, 2011.</w:t>
+      </w:r>
+    </w:p>
+    <w:p>
+      <w:pPr>
+        <w:spacing w:line="240" w:lineRule="auto" w:after="240"/>
+        <w:jc w:val="left"/>
+      </w:pPr>
+      <w:r>
+        <w:rPr>
+          <w:rFonts w:ascii="Times New Roman" w:hAnsi="Times New Roman"/>
+          <w:b w:val="0"/>
+          <w:sz w:val="24"/>
+        </w:rPr>
+        <w:t>ASSOCIAÇÃO BRASILEIRA DE NORMAS TÉCNICAS. NBR 6023: informação e documentação: referências: elaboração. Rio de Janeiro: ABNT, 2018.</w:t>
+      </w:r>
+    </w:p>
+    <w:p>
+      <w:pPr>
+        <w:spacing w:line="240" w:lineRule="auto" w:after="240"/>
+        <w:jc w:val="left"/>
+      </w:pPr>
+      <w:r>
+        <w:rPr>
+          <w:rFonts w:ascii="Times New Roman" w:hAnsi="Times New Roman"/>
+          <w:b w:val="0"/>
+          <w:sz w:val="24"/>
+        </w:rPr>
+        <w:t>ORACLE. Java Platform, Standard Edition Documentation. Disponível em: https://docs.oracle.com/en/java/. Acesso em: 30 maio 2026.</w:t>
+      </w:r>
+    </w:p>
+    <w:p>
+      <w:pPr>
+        <w:spacing w:line="240" w:lineRule="auto" w:after="240"/>
+        <w:jc w:val="left"/>
+      </w:pPr>
+      <w:r>
+        <w:rPr>
+          <w:rFonts w:ascii="Times New Roman" w:hAnsi="Times New Roman"/>
+          <w:b w:val="0"/>
+          <w:sz w:val="24"/>
+        </w:rPr>
+        <w:t>POSTGRESQL GLOBAL DEVELOPMENT GROUP. PostgreSQL Documentation. Disponível em: https://www.postgresql.org/docs/. Acesso em: 30 maio 2026.</w:t>
+      </w:r>
+    </w:p>
+    <w:p>
+      <w:pPr>
+        <w:spacing w:line="240" w:lineRule="auto" w:after="240"/>
+        <w:jc w:val="left"/>
+      </w:pPr>
+      <w:r>
+        <w:rPr>
+          <w:rFonts w:ascii="Times New Roman" w:hAnsi="Times New Roman"/>
+          <w:b w:val="0"/>
+          <w:sz w:val="24"/>
+        </w:rPr>
+        <w:t>REACT. React Documentation. Disponível em: https://react.dev/. Acesso em: 30 maio 2026.</w:t>
+      </w:r>
+    </w:p>
+    <w:p>
+      <w:pPr>
+        <w:spacing w:line="240" w:lineRule="auto" w:after="240"/>
+        <w:jc w:val="left"/>
+      </w:pPr>
+      <w:r>
+        <w:rPr>
+          <w:rFonts w:ascii="Times New Roman" w:hAnsi="Times New Roman"/>
+          <w:b w:val="0"/>
+          <w:sz w:val="24"/>
+        </w:rPr>
+        <w:t>SPRING. Spring Boot Reference Documentation. Disponível em: https://docs.spring.io/spring-boot/. Acesso em: 30 maio 2026.</w:t>
       </w:r>
     </w:p>
     <w:sectPr>
@@ -3895,9 +4022,31 @@
       <w:pgMar w:top="1701" w:right="1134" w:bottom="1134" w:left="1701" w:header="720" w:footer="720" w:gutter="0"/>
       <w:cols w:space="720"/>
       <w:docGrid w:linePitch="360"/>
+      <w:pgNumType w:start="1"/>
     </w:sectPr>
   </w:body>
 </w:document>
+</file>
+
+<file path=word/header1.xml><?xml version="1.0" encoding="utf-8"?>
+<w:hdr xmlns:m="http://schemas.openxmlformats.org/officeDocument/2006/math" xmlns:mc="http://schemas.openxmlformats.org/markup-compatibility/2006" xmlns:mo="http://schemas.microsoft.com/office/mac/office/2008/main" xmlns:mv="urn:schemas-microsoft-com:mac:vml" xmlns:o="urn:schemas-microsoft-com:office:office" xmlns:r="http://schemas.openxmlformats.org/officeDocument/2006/relationships" xmlns:v="urn:schemas-microsoft-com:vml" xmlns:w10="urn:schemas-microsoft-com:office:word" xmlns:w14="http://schemas.microsoft.com/office/word/2010/wordml" xmlns:w="http://schemas.openxmlformats.org/wordprocessingml/2006/main" xmlns:wne="http://schemas.microsoft.com/office/word/2006/wordml" xmlns:wp14="http://schemas.microsoft.com/office/word/2010/wordprocessingDrawing" xmlns:wp="http://schemas.openxmlformats.org/drawingml/2006/wordprocessingDrawing" xmlns:wpc="http://schemas.microsoft.com/office/word/2010/wordprocessingCanvas" xmlns:wpg="http://schemas.microsoft.com/office/word/2010/wordprocessingGroup" xmlns:wpi="http://schemas.microsoft.com/office/word/2010/wordprocessingInk" xmlns:wps="http://schemas.microsoft.com/office/word/2010/wordprocessingShape" mc:Ignorable="w14 wp14">
+  <w:p>
+    <w:pPr>
+      <w:pStyle w:val="Header"/>
+      <w:jc w:val="right"/>
+    </w:pPr>
+    <w:r>
+      <w:rPr>
+        <w:rFonts w:ascii="Times New Roman" w:hAnsi="Times New Roman"/>
+        <w:b w:val="0"/>
+        <w:sz w:val="24"/>
+      </w:rPr>
+      <w:fldChar w:fldCharType="begin"/>
+      <w:instrText xml:space="preserve">PAGE</w:instrText>
+      <w:fldChar w:fldCharType="end"/>
+    </w:r>
+  </w:p>
+</w:hdr>
 </file>
 
 <file path=word/numbering.xml><?xml version="1.0" encoding="utf-8"?>
